--- a/tillsyn/A 29232-2023 tillsynsbegäran.docx
+++ b/tillsyn/A 29232-2023 tillsynsbegäran.docx
@@ -1004,7 +1004,7 @@
     <w:r>
       <w:tab/>
       <w:tab/>
-      <w:t>2026-09-14</w:t>
+      <w:t>2026-09-15</w:t>
       <w:br/>
       <w:br/>
     </w:r>

--- a/tillsyn/A 29232-2023 tillsynsbegäran.docx
+++ b/tillsyn/A 29232-2023 tillsynsbegäran.docx
@@ -1004,7 +1004,7 @@
     <w:r>
       <w:tab/>
       <w:tab/>
-      <w:t>2026-09-15</w:t>
+      <w:t>2026-09-16</w:t>
       <w:br/>
       <w:br/>
     </w:r>

--- a/tillsyn/A 29232-2023 tillsynsbegäran.docx
+++ b/tillsyn/A 29232-2023 tillsynsbegäran.docx
@@ -1004,7 +1004,7 @@
     <w:r>
       <w:tab/>
       <w:tab/>
-      <w:t>2026-09-16</w:t>
+      <w:t>2026-09-17</w:t>
       <w:br/>
       <w:br/>
     </w:r>

--- a/tillsyn/A 29232-2023 tillsynsbegäran.docx
+++ b/tillsyn/A 29232-2023 tillsynsbegäran.docx
@@ -1004,7 +1004,7 @@
     <w:r>
       <w:tab/>
       <w:tab/>
-      <w:t>2026-09-17</w:t>
+      <w:t>2026-09-18</w:t>
       <w:br/>
       <w:br/>
     </w:r>

--- a/tillsyn/A 29232-2023 tillsynsbegäran.docx
+++ b/tillsyn/A 29232-2023 tillsynsbegäran.docx
@@ -1004,7 +1004,7 @@
     <w:r>
       <w:tab/>
       <w:tab/>
-      <w:t>2026-09-18</w:t>
+      <w:t>2026-09-19</w:t>
       <w:br/>
       <w:br/>
     </w:r>

--- a/tillsyn/A 29232-2023 tillsynsbegäran.docx
+++ b/tillsyn/A 29232-2023 tillsynsbegäran.docx
@@ -1004,7 +1004,7 @@
     <w:r>
       <w:tab/>
       <w:tab/>
-      <w:t>2026-09-19</w:t>
+      <w:t>2026-09-21</w:t>
       <w:br/>
       <w:br/>
     </w:r>

--- a/tillsyn/A 29232-2023 tillsynsbegäran.docx
+++ b/tillsyn/A 29232-2023 tillsynsbegäran.docx
@@ -1004,7 +1004,7 @@
     <w:r>
       <w:tab/>
       <w:tab/>
-      <w:t>2026-09-21</w:t>
+      <w:t>2026-09-23</w:t>
       <w:br/>
       <w:br/>
     </w:r>

--- a/tillsyn/A 29232-2023 tillsynsbegäran.docx
+++ b/tillsyn/A 29232-2023 tillsynsbegäran.docx
@@ -1004,7 +1004,7 @@
     <w:r>
       <w:tab/>
       <w:tab/>
-      <w:t>2026-09-23</w:t>
+      <w:t>2026-09-24</w:t>
       <w:br/>
       <w:br/>
     </w:r>

--- a/tillsyn/A 29232-2023 tillsynsbegäran.docx
+++ b/tillsyn/A 29232-2023 tillsynsbegäran.docx
@@ -1004,7 +1004,7 @@
     <w:r>
       <w:tab/>
       <w:tab/>
-      <w:t>2026-09-24</w:t>
+      <w:t>2026-09-25</w:t>
       <w:br/>
       <w:br/>
     </w:r>

--- a/tillsyn/A 29232-2023 tillsynsbegäran.docx
+++ b/tillsyn/A 29232-2023 tillsynsbegäran.docx
@@ -1004,7 +1004,7 @@
     <w:r>
       <w:tab/>
       <w:tab/>
-      <w:t>2026-09-25</w:t>
+      <w:t>2026-09-26</w:t>
       <w:br/>
       <w:br/>
     </w:r>

--- a/tillsyn/A 29232-2023 tillsynsbegäran.docx
+++ b/tillsyn/A 29232-2023 tillsynsbegäran.docx
@@ -1004,7 +1004,7 @@
     <w:r>
       <w:tab/>
       <w:tab/>
-      <w:t>2026-09-26</w:t>
+      <w:t>2026-09-27</w:t>
       <w:br/>
       <w:br/>
     </w:r>

--- a/tillsyn/A 29232-2023 tillsynsbegäran.docx
+++ b/tillsyn/A 29232-2023 tillsynsbegäran.docx
@@ -1004,7 +1004,7 @@
     <w:r>
       <w:tab/>
       <w:tab/>
-      <w:t>2026-09-27</w:t>
+      <w:t>2026-09-28</w:t>
       <w:br/>
       <w:br/>
     </w:r>

--- a/tillsyn/A 29232-2023 tillsynsbegäran.docx
+++ b/tillsyn/A 29232-2023 tillsynsbegäran.docx
@@ -1004,7 +1004,7 @@
     <w:r>
       <w:tab/>
       <w:tab/>
-      <w:t>2026-09-28</w:t>
+      <w:t>2026-09-29</w:t>
       <w:br/>
       <w:br/>
     </w:r>

--- a/tillsyn/A 29232-2023 tillsynsbegäran.docx
+++ b/tillsyn/A 29232-2023 tillsynsbegäran.docx
@@ -1004,7 +1004,7 @@
     <w:r>
       <w:tab/>
       <w:tab/>
-      <w:t>2026-09-29</w:t>
+      <w:t>2026-09-30</w:t>
       <w:br/>
       <w:br/>
     </w:r>

--- a/tillsyn/A 29232-2023 tillsynsbegäran.docx
+++ b/tillsyn/A 29232-2023 tillsynsbegäran.docx
@@ -1004,7 +1004,7 @@
     <w:r>
       <w:tab/>
       <w:tab/>
-      <w:t>2026-09-30</w:t>
+      <w:t>2026-10-01</w:t>
       <w:br/>
       <w:br/>
     </w:r>

--- a/tillsyn/A 29232-2023 tillsynsbegäran.docx
+++ b/tillsyn/A 29232-2023 tillsynsbegäran.docx
@@ -1004,7 +1004,7 @@
     <w:r>
       <w:tab/>
       <w:tab/>
-      <w:t>2026-10-01</w:t>
+      <w:t>2026-10-02</w:t>
       <w:br/>
       <w:br/>
     </w:r>

--- a/tillsyn/A 29232-2023 tillsynsbegäran.docx
+++ b/tillsyn/A 29232-2023 tillsynsbegäran.docx
@@ -1004,7 +1004,7 @@
     <w:r>
       <w:tab/>
       <w:tab/>
-      <w:t>2026-10-02</w:t>
+      <w:t>2026-10-03</w:t>
       <w:br/>
       <w:br/>
     </w:r>

--- a/tillsyn/A 29232-2023 tillsynsbegäran.docx
+++ b/tillsyn/A 29232-2023 tillsynsbegäran.docx
@@ -1004,7 +1004,7 @@
     <w:r>
       <w:tab/>
       <w:tab/>
-      <w:t>2026-10-03</w:t>
+      <w:t>2026-10-04</w:t>
       <w:br/>
       <w:br/>
     </w:r>

--- a/tillsyn/A 29232-2023 tillsynsbegäran.docx
+++ b/tillsyn/A 29232-2023 tillsynsbegäran.docx
@@ -1004,7 +1004,7 @@
     <w:r>
       <w:tab/>
       <w:tab/>
-      <w:t>2026-10-04</w:t>
+      <w:t>2026-10-05</w:t>
       <w:br/>
       <w:br/>
     </w:r>

--- a/tillsyn/A 29232-2023 tillsynsbegäran.docx
+++ b/tillsyn/A 29232-2023 tillsynsbegäran.docx
@@ -1004,7 +1004,7 @@
     <w:r>
       <w:tab/>
       <w:tab/>
-      <w:t>2026-10-05</w:t>
+      <w:t>2026-10-06</w:t>
       <w:br/>
       <w:br/>
     </w:r>

--- a/tillsyn/A 29232-2023 tillsynsbegäran.docx
+++ b/tillsyn/A 29232-2023 tillsynsbegäran.docx
@@ -1004,7 +1004,7 @@
     <w:r>
       <w:tab/>
       <w:tab/>
-      <w:t>2026-10-06</w:t>
+      <w:t>2026-10-07</w:t>
       <w:br/>
       <w:br/>
     </w:r>

--- a/tillsyn/A 29232-2023 tillsynsbegäran.docx
+++ b/tillsyn/A 29232-2023 tillsynsbegäran.docx
@@ -1004,7 +1004,7 @@
     <w:r>
       <w:tab/>
       <w:tab/>
-      <w:t>2026-10-07</w:t>
+      <w:t>2026-10-08</w:t>
       <w:br/>
       <w:br/>
     </w:r>

--- a/tillsyn/A 29232-2023 tillsynsbegäran.docx
+++ b/tillsyn/A 29232-2023 tillsynsbegäran.docx
@@ -1004,7 +1004,7 @@
     <w:r>
       <w:tab/>
       <w:tab/>
-      <w:t>2026-10-08</w:t>
+      <w:t>2026-10-09</w:t>
       <w:br/>
       <w:br/>
     </w:r>

--- a/tillsyn/A 29232-2023 tillsynsbegäran.docx
+++ b/tillsyn/A 29232-2023 tillsynsbegäran.docx
@@ -1004,7 +1004,7 @@
     <w:r>
       <w:tab/>
       <w:tab/>
-      <w:t>2026-10-09</w:t>
+      <w:t>2026-10-10</w:t>
       <w:br/>
       <w:br/>
     </w:r>

--- a/tillsyn/A 29232-2023 tillsynsbegäran.docx
+++ b/tillsyn/A 29232-2023 tillsynsbegäran.docx
@@ -1004,7 +1004,7 @@
     <w:r>
       <w:tab/>
       <w:tab/>
-      <w:t>2026-10-10</w:t>
+      <w:t>2026-10-11</w:t>
       <w:br/>
       <w:br/>
     </w:r>

--- a/tillsyn/A 29232-2023 tillsynsbegäran.docx
+++ b/tillsyn/A 29232-2023 tillsynsbegäran.docx
@@ -1004,7 +1004,7 @@
     <w:r>
       <w:tab/>
       <w:tab/>
-      <w:t>2026-10-11</w:t>
+      <w:t>2026-10-12</w:t>
       <w:br/>
       <w:br/>
     </w:r>

--- a/tillsyn/A 29232-2023 tillsynsbegäran.docx
+++ b/tillsyn/A 29232-2023 tillsynsbegäran.docx
@@ -1004,7 +1004,7 @@
     <w:r>
       <w:tab/>
       <w:tab/>
-      <w:t>2026-10-12</w:t>
+      <w:t>2026-10-13</w:t>
       <w:br/>
       <w:br/>
     </w:r>

--- a/tillsyn/A 29232-2023 tillsynsbegäran.docx
+++ b/tillsyn/A 29232-2023 tillsynsbegäran.docx
@@ -1004,7 +1004,7 @@
     <w:r>
       <w:tab/>
       <w:tab/>
-      <w:t>2026-10-13</w:t>
+      <w:t>2026-10-14</w:t>
       <w:br/>
       <w:br/>
     </w:r>

--- a/tillsyn/A 29232-2023 tillsynsbegäran.docx
+++ b/tillsyn/A 29232-2023 tillsynsbegäran.docx
@@ -1004,7 +1004,7 @@
     <w:r>
       <w:tab/>
       <w:tab/>
-      <w:t>2026-10-14</w:t>
+      <w:t>2026-10-15</w:t>
       <w:br/>
       <w:br/>
     </w:r>

--- a/tillsyn/A 29232-2023 tillsynsbegäran.docx
+++ b/tillsyn/A 29232-2023 tillsynsbegäran.docx
@@ -1004,7 +1004,7 @@
     <w:r>
       <w:tab/>
       <w:tab/>
-      <w:t>2026-10-15</w:t>
+      <w:t>2026-10-16</w:t>
       <w:br/>
       <w:br/>
     </w:r>

--- a/tillsyn/A 29232-2023 tillsynsbegäran.docx
+++ b/tillsyn/A 29232-2023 tillsynsbegäran.docx
@@ -1004,7 +1004,7 @@
     <w:r>
       <w:tab/>
       <w:tab/>
-      <w:t>2026-10-16</w:t>
+      <w:t>2026-10-17</w:t>
       <w:br/>
       <w:br/>
     </w:r>

--- a/tillsyn/A 29232-2023 tillsynsbegäran.docx
+++ b/tillsyn/A 29232-2023 tillsynsbegäran.docx
@@ -1004,7 +1004,7 @@
     <w:r>
       <w:tab/>
       <w:tab/>
-      <w:t>2026-10-17</w:t>
+      <w:t>2026-10-18</w:t>
       <w:br/>
       <w:br/>
     </w:r>

--- a/tillsyn/A 29232-2023 tillsynsbegäran.docx
+++ b/tillsyn/A 29232-2023 tillsynsbegäran.docx
@@ -1004,7 +1004,7 @@
     <w:r>
       <w:tab/>
       <w:tab/>
-      <w:t>2026-10-18</w:t>
+      <w:t>2026-10-19</w:t>
       <w:br/>
       <w:br/>
     </w:r>

--- a/tillsyn/A 29232-2023 tillsynsbegäran.docx
+++ b/tillsyn/A 29232-2023 tillsynsbegäran.docx
@@ -1004,7 +1004,7 @@
     <w:r>
       <w:tab/>
       <w:tab/>
-      <w:t>2026-10-19</w:t>
+      <w:t>2026-10-20</w:t>
       <w:br/>
       <w:br/>
     </w:r>

--- a/tillsyn/A 29232-2023 tillsynsbegäran.docx
+++ b/tillsyn/A 29232-2023 tillsynsbegäran.docx
@@ -22,7 +22,7 @@
       <w:r>
         <w:drawing>
           <wp:inline xmlns:a="http://schemas.openxmlformats.org/drawingml/2006/main" xmlns:pic="http://schemas.openxmlformats.org/drawingml/2006/picture">
-            <wp:extent cx="5486400" cy="5625917"/>
+            <wp:extent cx="5486400" cy="5642885"/>
             <wp:docPr id="1" name="Picture 1"/>
             <wp:cNvGraphicFramePr>
               <a:graphicFrameLocks noChangeAspect="1"/>
@@ -43,7 +43,7 @@
                   <pic:spPr>
                     <a:xfrm>
                       <a:off x="0" y="0"/>
-                      <a:ext cx="5486400" cy="5625917"/>
+                      <a:ext cx="5486400" cy="5642885"/>
                     </a:xfrm>
                     <a:prstGeom prst="rect"/>
                   </pic:spPr>
@@ -65,7 +65,7 @@
     </w:p>
     <w:p>
       <w:r>
-        <w:t>I och inom 11 meter från avverkningsanmälan finns fynd av 16 naturvårdsarter, varav 9 är rödlistade, 3 är fridlysta, 10 är typiska (T) och 4 är signalarter (S): dofttaggsvamp (NT, T), fjällig taggsvamp s.str. (NT), kattfotslav (NT, T), rynkskinn (NT, T), skarp dropptaggsvamp (NT), svartvit taggsvamp (NT), ullticka (NT, T), vågticka (NT), vårärt (NT, T), bronshjon (S, T), grönpyrola (S, T), rödgul trumpetsvamp (S), vedticka (S, T), blåsippa (T, §9), spillkråka (T, §4) och vanlig padda (§6). Se Figur 1.</w:t>
+        <w:t>I och inom 11 meter från avverkningsanmälan finns fynd av 19 naturvårdsarter, varav 10 är rödlistade, 3 är fridlysta, 12 är typiska (T) och 4 är signalarter (S): gyllenspindling (VU), dofttaggsvamp (NT, T), fjällig taggsvamp s.str. (NT), kattfotslav (NT, T), rynkskinn (NT, T), skarp dropptaggsvamp (NT), svartvit taggsvamp (NT), ullticka (NT, T), vågticka (NT), vårärt (NT, T), bronshjon (S, T), grönpyrola (S, T), rödgul trumpetsvamp (S), vedticka (S, T), blåsippa (T, §9), kransmossa (T), linnea (T), spillkråka (T, §4) och vanlig padda (§6). Se Figur 1.</w:t>
       </w:r>
     </w:p>
     <w:p>
@@ -109,6 +109,17 @@
         <w:rPr>
           <w:b/>
         </w:rPr>
+        <w:t>Gyllenspindling (VU)</w:t>
+      </w:r>
+      <w:r>
+        <w:t xml:space="preserve"> bildar mykorrhiza med gran i ängsgranskog på kalkrik mark, mer sällan med tall i kalktallskog. Minskningstakten uppgår till 30 % inom 50 år och överstiger gränsvärdet för Sårbar (VU) enligt A-kriteriet. Skogsbruk med kalavverkning, markberedning etc. är ogynnsamt för arten. Barrskog på kalkrik mark är en synnerligen skyddsvärd biotop varav fler områden behöver skyddas (SLU Artdatabanken, 2024).</w:t>
+      </w:r>
+    </w:p>
+    <w:p>
+      <w:r>
+        <w:rPr>
+          <w:b/>
+        </w:rPr>
         <w:t xml:space="preserve">Dofttaggsvamp (NT) </w:t>
       </w:r>
       <w:r>
@@ -418,6 +429,55 @@
       </w:r>
       <w:r>
         <w:t xml:space="preserve"> (SLU Artdatabanken, 2025).</w:t>
+      </w:r>
+    </w:p>
+    <w:p>
+      <w:r>
+        <w:rPr>
+          <w:b/>
+        </w:rPr>
+        <w:t>Kransmossa</w:t>
+      </w:r>
+      <w:r>
+        <w:t xml:space="preserve"> är typisk art för </w:t>
+      </w:r>
+      <w:r>
+        <w:rPr>
+          <w:i/>
+        </w:rPr>
+        <w:t xml:space="preserve">9050 Näringsrik granskog </w:t>
+      </w:r>
+      <w:r>
+        <w:t xml:space="preserve">och </w:t>
+      </w:r>
+      <w:r>
+        <w:rPr>
+          <w:i/>
+        </w:rPr>
+        <w:t xml:space="preserve">6170 Alpina kalkgräsmarker </w:t>
+      </w:r>
+      <w:r>
+        <w:t>(SLU Artdatabanken, 2025).</w:t>
+      </w:r>
+    </w:p>
+    <w:p>
+      <w:r>
+        <w:rPr>
+          <w:b/>
+        </w:rPr>
+        <w:t xml:space="preserve">Linnea </w:t>
+      </w:r>
+      <w:r>
+        <w:t xml:space="preserve">är typisk art för </w:t>
+      </w:r>
+      <w:r>
+        <w:rPr>
+          <w:i/>
+        </w:rPr>
+        <w:t>9010 Taiga</w:t>
+      </w:r>
+      <w:r>
+        <w:t>. På linnea kan man hitta sporsäcksvampen linnealudd (SLU Artdatabanken, 2025).</w:t>
       </w:r>
     </w:p>
     <w:p>
@@ -486,7 +546,7 @@
     </w:p>
     <w:p>
       <w:r>
-        <w:t>Följande typiska arter har sina livsmiljöer och växtplatser i den avverkningsanmälda skogen: dofttaggsvamp (NT, T), kattfotslav (NT, T), rynkskinn (NT, T), ullticka (NT, T), vårärt (NT, T), bronshjon (S, T), grönpyrola (S, T), vedticka (S, T), blåsippa (T, §9) och spillkråka (T, §4).</w:t>
+        <w:t>Följande typiska arter har sina livsmiljöer och växtplatser i den avverkningsanmälda skogen: dofttaggsvamp (NT, T), kattfotslav (NT, T), rynkskinn (NT, T), ullticka (NT, T), vårärt (NT, T), bronshjon (S, T), grönpyrola (S, T), vedticka (S, T), blåsippa (T, §9), kransmossa (T), linnea (T) och spillkråka (T, §4).</w:t>
       </w:r>
     </w:p>
     <w:p>
@@ -1004,7 +1064,7 @@
     <w:r>
       <w:tab/>
       <w:tab/>
-      <w:t>2026-10-20</w:t>
+      <w:t>2026-10-21</w:t>
       <w:br/>
       <w:br/>
     </w:r>

--- a/tillsyn/A 29232-2023 tillsynsbegäran.docx
+++ b/tillsyn/A 29232-2023 tillsynsbegäran.docx
@@ -1064,7 +1064,7 @@
     <w:r>
       <w:tab/>
       <w:tab/>
-      <w:t>2026-10-21</w:t>
+      <w:t>2026-10-22</w:t>
       <w:br/>
       <w:br/>
     </w:r>

--- a/tillsyn/A 29232-2023 tillsynsbegäran.docx
+++ b/tillsyn/A 29232-2023 tillsynsbegäran.docx
@@ -1064,7 +1064,7 @@
     <w:r>
       <w:tab/>
       <w:tab/>
-      <w:t>2026-10-22</w:t>
+      <w:t>2026-10-23</w:t>
       <w:br/>
       <w:br/>
     </w:r>

--- a/tillsyn/A 29232-2023 tillsynsbegäran.docx
+++ b/tillsyn/A 29232-2023 tillsynsbegäran.docx
@@ -1064,7 +1064,7 @@
     <w:r>
       <w:tab/>
       <w:tab/>
-      <w:t>2026-10-23</w:t>
+      <w:t>2026-10-24</w:t>
       <w:br/>
       <w:br/>
     </w:r>

--- a/tillsyn/A 29232-2023 tillsynsbegäran.docx
+++ b/tillsyn/A 29232-2023 tillsynsbegäran.docx
@@ -1064,7 +1064,7 @@
     <w:r>
       <w:tab/>
       <w:tab/>
-      <w:t>2026-10-24</w:t>
+      <w:t>2026-10-25</w:t>
       <w:br/>
       <w:br/>
     </w:r>

--- a/tillsyn/A 29232-2023 tillsynsbegäran.docx
+++ b/tillsyn/A 29232-2023 tillsynsbegäran.docx
@@ -1064,7 +1064,7 @@
     <w:r>
       <w:tab/>
       <w:tab/>
-      <w:t>2026-10-25</w:t>
+      <w:t>2026-10-26</w:t>
       <w:br/>
       <w:br/>
     </w:r>

--- a/tillsyn/A 29232-2023 tillsynsbegäran.docx
+++ b/tillsyn/A 29232-2023 tillsynsbegäran.docx
@@ -1064,7 +1064,7 @@
     <w:r>
       <w:tab/>
       <w:tab/>
-      <w:t>2026-10-26</w:t>
+      <w:t>2026-10-27</w:t>
       <w:br/>
       <w:br/>
     </w:r>

--- a/tillsyn/A 29232-2023 tillsynsbegäran.docx
+++ b/tillsyn/A 29232-2023 tillsynsbegäran.docx
@@ -1064,7 +1064,7 @@
     <w:r>
       <w:tab/>
       <w:tab/>
-      <w:t>2026-10-27</w:t>
+      <w:t>2026-10-28</w:t>
       <w:br/>
       <w:br/>
     </w:r>

--- a/tillsyn/A 29232-2023 tillsynsbegäran.docx
+++ b/tillsyn/A 29232-2023 tillsynsbegäran.docx
@@ -1064,7 +1064,7 @@
     <w:r>
       <w:tab/>
       <w:tab/>
-      <w:t>2026-10-28</w:t>
+      <w:t>2026-10-29</w:t>
       <w:br/>
       <w:br/>
     </w:r>

--- a/tillsyn/A 29232-2023 tillsynsbegäran.docx
+++ b/tillsyn/A 29232-2023 tillsynsbegäran.docx
@@ -1064,7 +1064,7 @@
     <w:r>
       <w:tab/>
       <w:tab/>
-      <w:t>2026-10-29</w:t>
+      <w:t>2026-10-31</w:t>
       <w:br/>
       <w:br/>
     </w:r>
